--- a/Acordes domingo/Jorge/Etiquetas para copiar.docx
+++ b/Acordes domingo/Jorge/Etiquetas para copiar.docx
@@ -67,6 +67,84 @@
         <w:pStyle w:val="Normal"/>
         <w:rPr>
           <w:rFonts w:ascii="Consolas" w:hAnsi="Consolas" w:eastAsia="Courier 10 Pitch" w:cs="Consolas"/>
+          <w:b/>
+          <w:b/>
+          <w:bCs w:val="false"/>
+        </w:rPr>
+      </w:pPr>
+      <w:r>
+        <w:rPr>
+          <w:color w:val="1C99E0"/>
+          <w:sz w:val="13"/>
+          <w:szCs w:val="13"/>
+        </w:rPr>
+      </w:r>
+    </w:p>
+    <w:p>
+      <w:pPr>
+        <w:pStyle w:val="Normal"/>
+        <w:rPr>
+          <w:color w:val="1C99E0"/>
+          <w:sz w:val="13"/>
+          <w:szCs w:val="13"/>
+        </w:rPr>
+      </w:pPr>
+      <w:r>
+        <w:rPr>
+          <w:rFonts w:eastAsia="Courier 10 Pitch" w:cs="Consolas" w:ascii="Consolas" w:hAnsi="Consolas"/>
+          <w:b/>
+          <w:bCs w:val="false"/>
+          <w:color w:val="1C99E0"/>
+          <w:sz w:val="13"/>
+          <w:szCs w:val="13"/>
+        </w:rPr>
+        <w:t>[Verso]</w:t>
+      </w:r>
+    </w:p>
+    <w:p>
+      <w:pPr>
+        <w:pStyle w:val="Normal"/>
+        <w:rPr>
+          <w:rFonts w:ascii="Consolas" w:hAnsi="Consolas" w:eastAsia="Courier 10 Pitch" w:cs="Consolas"/>
+          <w:b/>
+          <w:b/>
+          <w:bCs w:val="false"/>
+        </w:rPr>
+      </w:pPr>
+      <w:r>
+        <w:rPr>
+          <w:color w:val="1C99E0"/>
+          <w:sz w:val="13"/>
+          <w:szCs w:val="13"/>
+        </w:rPr>
+      </w:r>
+    </w:p>
+    <w:p>
+      <w:pPr>
+        <w:pStyle w:val="Normal"/>
+        <w:rPr>
+          <w:color w:val="1C99E0"/>
+          <w:sz w:val="13"/>
+          <w:szCs w:val="13"/>
+        </w:rPr>
+      </w:pPr>
+      <w:r>
+        <w:rPr>
+          <w:rFonts w:eastAsia="Courier 10 Pitch" w:cs="Consolas" w:ascii="Consolas" w:hAnsi="Consolas"/>
+          <w:b/>
+          <w:bCs w:val="false"/>
+          <w:color w:val="1C99E0"/>
+          <w:sz w:val="13"/>
+          <w:szCs w:val="13"/>
+        </w:rPr>
+        <w:t>[Verso x2]</w:t>
+      </w:r>
+    </w:p>
+    <w:p>
+      <w:pPr>
+        <w:pStyle w:val="Normal"/>
+        <w:rPr>
+          <w:rFonts w:ascii="Consolas" w:hAnsi="Consolas" w:eastAsia="Courier 10 Pitch" w:cs="Consolas"/>
           <w:b w:val="false"/>
           <w:b w:val="false"/>
           <w:bCs/>
@@ -149,6 +227,69 @@
           <w:sz w:val="13"/>
           <w:szCs w:val="13"/>
         </w:rPr>
+        <w:t>[Verso II]</w:t>
+      </w:r>
+    </w:p>
+    <w:p>
+      <w:pPr>
+        <w:pStyle w:val="Normal"/>
+        <w:rPr>
+          <w:rFonts w:ascii="Consolas" w:hAnsi="Consolas" w:eastAsia="Courier 10 Pitch" w:cs="Consolas"/>
+          <w:b/>
+          <w:b/>
+          <w:bCs w:val="false"/>
+        </w:rPr>
+      </w:pPr>
+      <w:r>
+        <w:rPr>
+          <w:color w:val="1C99E0"/>
+          <w:sz w:val="13"/>
+          <w:szCs w:val="13"/>
+        </w:rPr>
+      </w:r>
+    </w:p>
+    <w:p>
+      <w:pPr>
+        <w:pStyle w:val="Normal"/>
+        <w:rPr>
+          <w:rFonts w:ascii="Consolas" w:hAnsi="Consolas" w:eastAsia="Courier 10 Pitch" w:cs="Consolas"/>
+          <w:b w:val="false"/>
+          <w:b w:val="false"/>
+          <w:bCs/>
+          <w:color w:val="1C99E0"/>
+          <w:sz w:val="13"/>
+          <w:szCs w:val="13"/>
+        </w:rPr>
+      </w:pPr>
+      <w:r>
+        <w:rPr>
+          <w:rFonts w:eastAsia="Courier 10 Pitch" w:cs="Consolas" w:ascii="Consolas" w:hAnsi="Consolas"/>
+          <w:b w:val="false"/>
+          <w:bCs/>
+          <w:color w:val="1C99E0"/>
+          <w:sz w:val="13"/>
+          <w:szCs w:val="13"/>
+        </w:rPr>
+      </w:r>
+    </w:p>
+    <w:p>
+      <w:pPr>
+        <w:pStyle w:val="Normal"/>
+        <w:rPr>
+          <w:color w:val="1C99E0"/>
+          <w:sz w:val="13"/>
+          <w:szCs w:val="13"/>
+        </w:rPr>
+      </w:pPr>
+      <w:r>
+        <w:rPr>
+          <w:rFonts w:eastAsia="Courier 10 Pitch" w:cs="Consolas" w:ascii="Consolas" w:hAnsi="Consolas"/>
+          <w:b/>
+          <w:bCs w:val="false"/>
+          <w:color w:val="1C99E0"/>
+          <w:sz w:val="13"/>
+          <w:szCs w:val="13"/>
+        </w:rPr>
         <w:t>[Pre-Coro]</w:t>
       </w:r>
     </w:p>
@@ -156,9 +297,168 @@
       <w:pPr>
         <w:pStyle w:val="Normal"/>
         <w:rPr>
-          <w:color w:val="1C99E0"/>
-          <w:sz w:val="13"/>
-          <w:szCs w:val="13"/>
+          <w:rFonts w:ascii="Consolas" w:hAnsi="Consolas" w:eastAsia="Courier 10 Pitch" w:cs="Consolas"/>
+          <w:b/>
+          <w:b/>
+          <w:bCs w:val="false"/>
+        </w:rPr>
+      </w:pPr>
+      <w:r>
+        <w:rPr>
+          <w:color w:val="1C99E0"/>
+          <w:sz w:val="13"/>
+          <w:szCs w:val="13"/>
+        </w:rPr>
+      </w:r>
+    </w:p>
+    <w:p>
+      <w:pPr>
+        <w:pStyle w:val="Normal"/>
+        <w:rPr>
+          <w:color w:val="1C99E0"/>
+          <w:sz w:val="13"/>
+          <w:szCs w:val="13"/>
+        </w:rPr>
+      </w:pPr>
+      <w:r>
+        <w:rPr>
+          <w:rFonts w:eastAsia="Courier 10 Pitch" w:cs="Consolas" w:ascii="Consolas" w:hAnsi="Consolas"/>
+          <w:b/>
+          <w:bCs w:val="false"/>
+          <w:color w:val="1C99E0"/>
+          <w:sz w:val="13"/>
+          <w:szCs w:val="13"/>
+        </w:rPr>
+        <w:t xml:space="preserve">[Pre-Coro </w:t>
+      </w:r>
+      <w:r>
+        <w:rPr>
+          <w:rFonts w:eastAsia="Courier 10 Pitch" w:cs="Consolas" w:ascii="Consolas" w:hAnsi="Consolas"/>
+          <w:b/>
+          <w:bCs w:val="false"/>
+          <w:color w:val="1C99E0"/>
+          <w:sz w:val="13"/>
+          <w:szCs w:val="13"/>
+        </w:rPr>
+        <w:t>x2</w:t>
+      </w:r>
+      <w:r>
+        <w:rPr>
+          <w:rFonts w:eastAsia="Courier 10 Pitch" w:cs="Consolas" w:ascii="Consolas" w:hAnsi="Consolas"/>
+          <w:b/>
+          <w:bCs w:val="false"/>
+          <w:color w:val="1C99E0"/>
+          <w:sz w:val="13"/>
+          <w:szCs w:val="13"/>
+        </w:rPr>
+        <w:t>]</w:t>
+      </w:r>
+    </w:p>
+    <w:p>
+      <w:pPr>
+        <w:pStyle w:val="Normal"/>
+        <w:rPr>
+          <w:rFonts w:ascii="Consolas" w:hAnsi="Consolas" w:eastAsia="Courier 10 Pitch" w:cs="Consolas"/>
+          <w:b/>
+          <w:b/>
+          <w:bCs w:val="false"/>
+        </w:rPr>
+      </w:pPr>
+      <w:r>
+        <w:rPr>
+          <w:color w:val="1C99E0"/>
+          <w:sz w:val="13"/>
+          <w:szCs w:val="13"/>
+        </w:rPr>
+      </w:r>
+    </w:p>
+    <w:p>
+      <w:pPr>
+        <w:pStyle w:val="Normal"/>
+        <w:rPr>
+          <w:rFonts w:ascii="Consolas" w:hAnsi="Consolas" w:eastAsia="Courier 10 Pitch" w:cs="Consolas"/>
+          <w:b/>
+          <w:b/>
+          <w:bCs w:val="false"/>
+        </w:rPr>
+      </w:pPr>
+      <w:r>
+        <w:rPr>
+          <w:color w:val="1C99E0"/>
+          <w:sz w:val="13"/>
+          <w:szCs w:val="13"/>
+        </w:rPr>
+      </w:r>
+    </w:p>
+    <w:p>
+      <w:pPr>
+        <w:pStyle w:val="Normal"/>
+        <w:rPr>
+          <w:color w:val="1C99E0"/>
+          <w:sz w:val="13"/>
+          <w:szCs w:val="13"/>
+        </w:rPr>
+      </w:pPr>
+      <w:r>
+        <w:rPr>
+          <w:rFonts w:eastAsia="Courier 10 Pitch" w:cs="Consolas" w:ascii="Consolas" w:hAnsi="Consolas"/>
+          <w:b/>
+          <w:bCs w:val="false"/>
+          <w:color w:val="1C99E0"/>
+          <w:sz w:val="13"/>
+          <w:szCs w:val="13"/>
+        </w:rPr>
+        <w:t>[P</w:t>
+      </w:r>
+      <w:r>
+        <w:rPr>
+          <w:rFonts w:eastAsia="Courier 10 Pitch" w:cs="Consolas" w:ascii="Consolas" w:hAnsi="Consolas"/>
+          <w:b/>
+          <w:bCs w:val="false"/>
+          <w:color w:val="1C99E0"/>
+          <w:sz w:val="13"/>
+          <w:szCs w:val="13"/>
+        </w:rPr>
+        <w:t>uente</w:t>
+      </w:r>
+      <w:r>
+        <w:rPr>
+          <w:rFonts w:eastAsia="Courier 10 Pitch" w:cs="Consolas" w:ascii="Consolas" w:hAnsi="Consolas"/>
+          <w:b/>
+          <w:bCs w:val="false"/>
+          <w:color w:val="1C99E0"/>
+          <w:sz w:val="13"/>
+          <w:szCs w:val="13"/>
+        </w:rPr>
+        <w:t>]</w:t>
+      </w:r>
+    </w:p>
+    <w:p>
+      <w:pPr>
+        <w:pStyle w:val="Normal"/>
+        <w:rPr>
+          <w:rFonts w:ascii="Consolas" w:hAnsi="Consolas" w:eastAsia="Courier 10 Pitch" w:cs="Consolas"/>
+          <w:b/>
+          <w:b/>
+          <w:bCs w:val="false"/>
+        </w:rPr>
+      </w:pPr>
+      <w:r>
+        <w:rPr>
+          <w:color w:val="1C99E0"/>
+          <w:sz w:val="13"/>
+          <w:szCs w:val="13"/>
+        </w:rPr>
+      </w:r>
+    </w:p>
+    <w:p>
+      <w:pPr>
+        <w:pStyle w:val="Normal"/>
+        <w:rPr>
+          <w:rFonts w:ascii="Consolas" w:hAnsi="Consolas" w:eastAsia="Courier 10 Pitch" w:cs="Consolas"/>
+          <w:b/>
+          <w:b/>
+          <w:bCs w:val="false"/>
         </w:rPr>
       </w:pPr>
       <w:r>
@@ -195,89 +495,60 @@
         <w:pStyle w:val="Normal"/>
         <w:rPr>
           <w:rFonts w:ascii="Consolas" w:hAnsi="Consolas" w:eastAsia="Courier 10 Pitch" w:cs="Consolas"/>
-          <w:b w:val="false"/>
-          <w:b w:val="false"/>
-          <w:bCs/>
-          <w:color w:val="1C99E0"/>
-          <w:sz w:val="13"/>
-          <w:szCs w:val="13"/>
-        </w:rPr>
-      </w:pPr>
-      <w:r>
-        <w:rPr>
-          <w:rFonts w:eastAsia="Courier 10 Pitch" w:cs="Consolas" w:ascii="Consolas" w:hAnsi="Consolas"/>
-          <w:b w:val="false"/>
-          <w:bCs/>
-          <w:color w:val="1C99E0"/>
-          <w:sz w:val="13"/>
-          <w:szCs w:val="13"/>
-        </w:rPr>
-      </w:r>
-    </w:p>
-    <w:p>
-      <w:pPr>
-        <w:pStyle w:val="Normal"/>
-        <w:rPr>
-          <w:color w:val="1C99E0"/>
-          <w:sz w:val="13"/>
-          <w:szCs w:val="13"/>
-        </w:rPr>
-      </w:pPr>
-      <w:r>
-        <w:rPr>
-          <w:rFonts w:eastAsia="Courier 10 Pitch" w:cs="Consolas" w:ascii="Consolas" w:hAnsi="Consolas"/>
-          <w:b/>
-          <w:bCs w:val="false"/>
-          <w:color w:val="1C99E0"/>
-          <w:sz w:val="13"/>
-          <w:szCs w:val="13"/>
-        </w:rPr>
-        <w:t>[Verso II]</w:t>
-      </w:r>
-    </w:p>
-    <w:p>
-      <w:pPr>
-        <w:pStyle w:val="Normal"/>
-        <w:rPr>
-          <w:rFonts w:ascii="Consolas" w:hAnsi="Consolas" w:eastAsia="Courier 10 Pitch" w:cs="Consolas"/>
-          <w:b w:val="false"/>
-          <w:b w:val="false"/>
-          <w:bCs/>
-          <w:color w:val="1C99E0"/>
-          <w:sz w:val="13"/>
-          <w:szCs w:val="13"/>
-        </w:rPr>
-      </w:pPr>
-      <w:r>
-        <w:rPr>
-          <w:rFonts w:eastAsia="Courier 10 Pitch" w:cs="Consolas" w:ascii="Consolas" w:hAnsi="Consolas"/>
-          <w:b w:val="false"/>
-          <w:bCs/>
-          <w:color w:val="1C99E0"/>
-          <w:sz w:val="13"/>
-          <w:szCs w:val="13"/>
-        </w:rPr>
-      </w:r>
-    </w:p>
-    <w:p>
-      <w:pPr>
-        <w:pStyle w:val="Normal"/>
-        <w:rPr>
-          <w:color w:val="1C99E0"/>
-          <w:sz w:val="13"/>
-          <w:szCs w:val="13"/>
-        </w:rPr>
-      </w:pPr>
-      <w:r>
-        <w:rPr>
-          <w:rFonts w:eastAsia="Courier 10 Pitch" w:cs="Consolas" w:ascii="Consolas" w:hAnsi="Consolas"/>
-          <w:b/>
-          <w:bCs w:val="false"/>
-          <w:color w:val="1C99E0"/>
-          <w:sz w:val="13"/>
-          <w:szCs w:val="13"/>
-        </w:rPr>
-        <w:t>[Pre-Coro]</w:t>
+          <w:b/>
+          <w:b/>
+          <w:bCs w:val="false"/>
+        </w:rPr>
+      </w:pPr>
+      <w:r>
+        <w:rPr>
+          <w:color w:val="1C99E0"/>
+          <w:sz w:val="13"/>
+          <w:szCs w:val="13"/>
+        </w:rPr>
+      </w:r>
+    </w:p>
+    <w:p>
+      <w:pPr>
+        <w:pStyle w:val="Normal"/>
+        <w:rPr>
+          <w:color w:val="1C99E0"/>
+          <w:sz w:val="13"/>
+          <w:szCs w:val="13"/>
+        </w:rPr>
+      </w:pPr>
+      <w:r>
+        <w:rPr>
+          <w:rFonts w:eastAsia="Courier 10 Pitch" w:cs="Consolas" w:ascii="Consolas" w:hAnsi="Consolas"/>
+          <w:b/>
+          <w:bCs w:val="false"/>
+          <w:color w:val="1C99E0"/>
+          <w:sz w:val="13"/>
+          <w:szCs w:val="13"/>
+        </w:rPr>
+        <w:t xml:space="preserve">[Coro </w:t>
+      </w:r>
+      <w:r>
+        <w:rPr>
+          <w:rFonts w:eastAsia="Courier 10 Pitch" w:cs="Consolas" w:ascii="Consolas" w:hAnsi="Consolas"/>
+          <w:b/>
+          <w:bCs w:val="false"/>
+          <w:color w:val="1C99E0"/>
+          <w:sz w:val="13"/>
+          <w:szCs w:val="13"/>
+        </w:rPr>
+        <w:t>x2</w:t>
+      </w:r>
+      <w:r>
+        <w:rPr>
+          <w:rFonts w:eastAsia="Courier 10 Pitch" w:cs="Consolas" w:ascii="Consolas" w:hAnsi="Consolas"/>
+          <w:b/>
+          <w:bCs w:val="false"/>
+          <w:color w:val="1C99E0"/>
+          <w:sz w:val="13"/>
+          <w:szCs w:val="13"/>
+        </w:rPr>
+        <w:t>]</w:t>
       </w:r>
     </w:p>
     <w:p>
@@ -368,6 +639,30 @@
           <w:szCs w:val="13"/>
         </w:rPr>
         <w:t>[Coro, da vuelta]</w:t>
+      </w:r>
+    </w:p>
+    <w:p>
+      <w:pPr>
+        <w:pStyle w:val="Normal"/>
+        <w:rPr>
+          <w:rFonts w:ascii="Consolas" w:hAnsi="Consolas" w:eastAsia="Courier 10 Pitch" w:cs="Consolas"/>
+          <w:b w:val="false"/>
+          <w:b w:val="false"/>
+          <w:bCs/>
+          <w:color w:val="1C99E0"/>
+          <w:sz w:val="13"/>
+          <w:szCs w:val="13"/>
+        </w:rPr>
+      </w:pPr>
+      <w:r>
+        <w:rPr>
+          <w:rFonts w:eastAsia="Courier 10 Pitch" w:cs="Consolas" w:ascii="Consolas" w:hAnsi="Consolas"/>
+          <w:b w:val="false"/>
+          <w:bCs/>
+          <w:color w:val="1C99E0"/>
+          <w:sz w:val="13"/>
+          <w:szCs w:val="13"/>
+        </w:rPr>
       </w:r>
     </w:p>
     <w:p>
